--- a/public/templates/template_warehouse.docx
+++ b/public/templates/template_warehouse.docx
@@ -203,7 +203,6 @@
           <w:bCs/>
           <w:sz w:val="24"/>
           <w:szCs w:val="24"/>
-          <w:lang w:val="en-US"/>
         </w:rPr>
       </w:pPr>
       <w:r>
@@ -233,22 +232,20 @@
           <w:bCs/>
           <w:sz w:val="24"/>
           <w:szCs w:val="24"/>
-          <w:lang w:val="en-US"/>
-        </w:rPr>
-        <w:t>{number}</w:t>
-      </w:r>
-    </w:p>
-    <w:p>
-      <w:pPr>
-        <w:jc w:val="center"/>
+        </w:rPr>
+        <w:t>{</w:t>
+      </w:r>
+      <w:r>
         <w:rPr>
           <w:rFonts w:ascii="Times New Roman" w:hAnsi="Times New Roman" w:cs="Times New Roman"/>
           <w:b/>
           <w:bCs/>
           <w:sz w:val="24"/>
           <w:szCs w:val="24"/>
-        </w:rPr>
-      </w:pPr>
+          <w:lang w:val="en-US"/>
+        </w:rPr>
+        <w:t>number</w:t>
+      </w:r>
       <w:r>
         <w:rPr>
           <w:rFonts w:ascii="Times New Roman" w:hAnsi="Times New Roman" w:cs="Times New Roman"/>
@@ -257,6 +254,28 @@
           <w:sz w:val="24"/>
           <w:szCs w:val="24"/>
         </w:rPr>
+        <w:t>}</w:t>
+      </w:r>
+    </w:p>
+    <w:p>
+      <w:pPr>
+        <w:jc w:val="center"/>
+        <w:rPr>
+          <w:rFonts w:ascii="Times New Roman" w:hAnsi="Times New Roman" w:cs="Times New Roman"/>
+          <w:b/>
+          <w:bCs/>
+          <w:sz w:val="24"/>
+          <w:szCs w:val="24"/>
+        </w:rPr>
+      </w:pPr>
+      <w:r>
+        <w:rPr>
+          <w:rFonts w:ascii="Times New Roman" w:hAnsi="Times New Roman" w:cs="Times New Roman"/>
+          <w:b/>
+          <w:bCs/>
+          <w:sz w:val="24"/>
+          <w:szCs w:val="24"/>
+        </w:rPr>
         <w:t>Приема-передачи товарно-материальных ценностей</w:t>
       </w:r>
     </w:p>
@@ -371,17 +390,45 @@
           <w:rFonts w:ascii="Times New Roman" w:hAnsi="Times New Roman" w:cs="Times New Roman"/>
           <w:sz w:val="24"/>
           <w:szCs w:val="24"/>
+        </w:rPr>
+      </w:pPr>
+      <w:r>
+        <w:rPr>
+          <w:rFonts w:ascii="Times New Roman" w:hAnsi="Times New Roman" w:cs="Times New Roman"/>
+          <w:sz w:val="24"/>
+          <w:szCs w:val="24"/>
+        </w:rPr>
+        <w:t>Клиента_</w:t>
+      </w:r>
+      <w:r>
+        <w:rPr>
+          <w:rFonts w:ascii="Times New Roman" w:hAnsi="Times New Roman" w:cs="Times New Roman"/>
+          <w:sz w:val="24"/>
+          <w:szCs w:val="24"/>
+          <w:u w:val="single"/>
+        </w:rPr>
+        <w:t>{</w:t>
+      </w:r>
+      <w:r>
+        <w:rPr>
+          <w:rFonts w:ascii="Times New Roman" w:hAnsi="Times New Roman" w:cs="Times New Roman"/>
+          <w:sz w:val="24"/>
+          <w:szCs w:val="24"/>
+          <w:u w:val="single"/>
           <w:lang w:val="en-US"/>
         </w:rPr>
-      </w:pPr>
-      <w:r>
-        <w:rPr>
-          <w:rFonts w:ascii="Times New Roman" w:hAnsi="Times New Roman" w:cs="Times New Roman"/>
-          <w:sz w:val="24"/>
-          <w:szCs w:val="24"/>
-        </w:rPr>
-        <w:t>Клиента_</w:t>
-      </w:r>
+        <w:t>client</w:t>
+      </w:r>
+      <w:r>
+        <w:rPr>
+          <w:rFonts w:ascii="Times New Roman" w:hAnsi="Times New Roman" w:cs="Times New Roman"/>
+          <w:sz w:val="24"/>
+          <w:szCs w:val="24"/>
+          <w:u w:val="single"/>
+        </w:rPr>
+        <w:t>_</w:t>
+      </w:r>
+      <w:proofErr w:type="spellStart"/>
       <w:r>
         <w:rPr>
           <w:rFonts w:ascii="Times New Roman" w:hAnsi="Times New Roman" w:cs="Times New Roman"/>
@@ -390,8 +437,109 @@
           <w:u w:val="single"/>
           <w:lang w:val="en-US"/>
         </w:rPr>
+        <w:t>fio</w:t>
+      </w:r>
+      <w:proofErr w:type="spellEnd"/>
+      <w:r>
+        <w:rPr>
+          <w:rFonts w:ascii="Times New Roman" w:hAnsi="Times New Roman" w:cs="Times New Roman"/>
+          <w:sz w:val="24"/>
+          <w:szCs w:val="24"/>
+          <w:u w:val="single"/>
+        </w:rPr>
+        <w:t>_</w:t>
+      </w:r>
+      <w:r>
+        <w:rPr>
+          <w:rFonts w:ascii="Times New Roman" w:hAnsi="Times New Roman" w:cs="Times New Roman"/>
+          <w:sz w:val="24"/>
+          <w:szCs w:val="24"/>
+          <w:u w:val="single"/>
+          <w:lang w:val="en-US"/>
+        </w:rPr>
+        <w:t>org</w:t>
+      </w:r>
+      <w:r>
+        <w:rPr>
+          <w:rFonts w:ascii="Times New Roman" w:hAnsi="Times New Roman" w:cs="Times New Roman"/>
+          <w:sz w:val="24"/>
+          <w:szCs w:val="24"/>
+          <w:u w:val="single"/>
+        </w:rPr>
+        <w:t>}</w:t>
+      </w:r>
+      <w:r>
+        <w:rPr>
+          <w:rFonts w:ascii="Times New Roman" w:hAnsi="Times New Roman" w:cs="Times New Roman"/>
+          <w:sz w:val="24"/>
+          <w:szCs w:val="24"/>
+          <w:u w:val="single"/>
+        </w:rPr>
+        <w:t>_</w:t>
+      </w:r>
+    </w:p>
+    <w:p>
+      <w:pPr>
+        <w:jc w:val="center"/>
+        <w:rPr>
+          <w:rFonts w:ascii="Times New Roman" w:hAnsi="Times New Roman" w:cs="Times New Roman"/>
+          <w:sz w:val="18"/>
+          <w:szCs w:val="24"/>
+        </w:rPr>
+      </w:pPr>
+      <w:r>
+        <w:rPr>
+          <w:rFonts w:ascii="Times New Roman" w:hAnsi="Times New Roman" w:cs="Times New Roman"/>
+          <w:sz w:val="18"/>
+          <w:szCs w:val="24"/>
+        </w:rPr>
+        <w:t>(Ф.И.О. и наименование организации)</w:t>
+      </w:r>
+    </w:p>
+    <w:p>
+      <w:pPr>
+        <w:rPr>
+          <w:rFonts w:ascii="Times New Roman" w:hAnsi="Times New Roman" w:cs="Times New Roman"/>
+          <w:sz w:val="24"/>
+          <w:szCs w:val="24"/>
+        </w:rPr>
+      </w:pPr>
+      <w:r>
+        <w:rPr>
+          <w:rFonts w:ascii="Times New Roman" w:hAnsi="Times New Roman" w:cs="Times New Roman"/>
+          <w:sz w:val="24"/>
+          <w:szCs w:val="24"/>
+        </w:rPr>
+        <w:t>Исполнителя_</w:t>
+      </w:r>
+      <w:r>
+        <w:rPr>
+          <w:rFonts w:ascii="Times New Roman" w:hAnsi="Times New Roman" w:cs="Times New Roman"/>
+          <w:sz w:val="24"/>
+          <w:szCs w:val="24"/>
+          <w:u w:val="single"/>
+        </w:rPr>
         <w:t>{</w:t>
       </w:r>
+      <w:r>
+        <w:rPr>
+          <w:rFonts w:ascii="Times New Roman" w:hAnsi="Times New Roman" w:cs="Times New Roman"/>
+          <w:sz w:val="24"/>
+          <w:szCs w:val="24"/>
+          <w:u w:val="single"/>
+          <w:lang w:val="en-US"/>
+        </w:rPr>
+        <w:t>performer</w:t>
+      </w:r>
+      <w:r>
+        <w:rPr>
+          <w:rFonts w:ascii="Times New Roman" w:hAnsi="Times New Roman" w:cs="Times New Roman"/>
+          <w:sz w:val="24"/>
+          <w:szCs w:val="24"/>
+          <w:u w:val="single"/>
+        </w:rPr>
+        <w:t>_</w:t>
+      </w:r>
       <w:proofErr w:type="spellStart"/>
       <w:r>
         <w:rPr>
@@ -401,7 +549,17 @@
           <w:u w:val="single"/>
           <w:lang w:val="en-US"/>
         </w:rPr>
-        <w:t>client_fio_org</w:t>
+        <w:t>f</w:t>
+      </w:r>
+      <w:r>
+        <w:rPr>
+          <w:rFonts w:ascii="Times New Roman" w:hAnsi="Times New Roman" w:cs="Times New Roman"/>
+          <w:sz w:val="24"/>
+          <w:szCs w:val="24"/>
+          <w:u w:val="single"/>
+          <w:lang w:val="en-US"/>
+        </w:rPr>
+        <w:t>io</w:t>
       </w:r>
       <w:proofErr w:type="spellEnd"/>
       <w:r>
@@ -410,8 +568,25 @@
           <w:sz w:val="24"/>
           <w:szCs w:val="24"/>
           <w:u w:val="single"/>
+        </w:rPr>
+        <w:t>_</w:t>
+      </w:r>
+      <w:r>
+        <w:rPr>
+          <w:rFonts w:ascii="Times New Roman" w:hAnsi="Times New Roman" w:cs="Times New Roman"/>
+          <w:sz w:val="24"/>
+          <w:szCs w:val="24"/>
+          <w:u w:val="single"/>
           <w:lang w:val="en-US"/>
         </w:rPr>
+        <w:t>org</w:t>
+      </w:r>
+      <w:r>
+        <w:rPr>
+          <w:rFonts w:ascii="Times New Roman" w:hAnsi="Times New Roman" w:cs="Times New Roman"/>
+          <w:sz w:val="24"/>
+          <w:szCs w:val="24"/>
+        </w:rPr>
         <w:t>}</w:t>
       </w:r>
       <w:r>
@@ -419,7 +594,6 @@
           <w:rFonts w:ascii="Times New Roman" w:hAnsi="Times New Roman" w:cs="Times New Roman"/>
           <w:sz w:val="24"/>
           <w:szCs w:val="24"/>
-          <w:u w:val="single"/>
         </w:rPr>
         <w:t>_</w:t>
       </w:r>
@@ -448,24 +622,34 @@
           <w:rFonts w:ascii="Times New Roman" w:hAnsi="Times New Roman" w:cs="Times New Roman"/>
           <w:sz w:val="24"/>
           <w:szCs w:val="24"/>
-        </w:rPr>
-      </w:pPr>
-      <w:r>
-        <w:rPr>
-          <w:rFonts w:ascii="Times New Roman" w:hAnsi="Times New Roman" w:cs="Times New Roman"/>
-          <w:sz w:val="24"/>
-          <w:szCs w:val="24"/>
-        </w:rPr>
-        <w:t>Исполнителя_</w:t>
-      </w:r>
-      <w:r>
-        <w:rPr>
-          <w:rFonts w:ascii="Times New Roman" w:hAnsi="Times New Roman" w:cs="Times New Roman"/>
-          <w:sz w:val="24"/>
-          <w:szCs w:val="24"/>
-          <w:u w:val="single"/>
           <w:lang w:val="en-US"/>
         </w:rPr>
+      </w:pPr>
+      <w:r>
+        <w:rPr>
+          <w:rFonts w:ascii="Times New Roman" w:hAnsi="Times New Roman" w:cs="Times New Roman"/>
+          <w:sz w:val="24"/>
+          <w:szCs w:val="24"/>
+        </w:rPr>
+        <w:t>Место</w:t>
+      </w:r>
+      <w:r>
+        <w:rPr>
+          <w:rFonts w:ascii="Times New Roman" w:hAnsi="Times New Roman" w:cs="Times New Roman"/>
+          <w:sz w:val="24"/>
+          <w:szCs w:val="24"/>
+          <w:lang w:val="en-US"/>
+        </w:rPr>
+        <w:t xml:space="preserve"> </w:t>
+      </w:r>
+      <w:r>
+        <w:rPr>
+          <w:rFonts w:ascii="Times New Roman" w:hAnsi="Times New Roman" w:cs="Times New Roman"/>
+          <w:sz w:val="24"/>
+          <w:szCs w:val="24"/>
+          <w:u w:val="single"/>
+          <w:lang w:val="en-US"/>
+        </w:rPr>
         <w:t>{</w:t>
       </w:r>
       <w:proofErr w:type="spellStart"/>
@@ -477,8 +661,9 @@
           <w:u w:val="single"/>
           <w:lang w:val="en-US"/>
         </w:rPr>
-        <w:t>performer_f</w:t>
-      </w:r>
+        <w:t>total_seats</w:t>
+      </w:r>
+      <w:proofErr w:type="spellEnd"/>
       <w:r>
         <w:rPr>
           <w:rFonts w:ascii="Times New Roman" w:hAnsi="Times New Roman" w:cs="Times New Roman"/>
@@ -487,17 +672,54 @@
           <w:u w:val="single"/>
           <w:lang w:val="en-US"/>
         </w:rPr>
-        <w:t>io</w:t>
-      </w:r>
-      <w:r>
-        <w:rPr>
-          <w:rFonts w:ascii="Times New Roman" w:hAnsi="Times New Roman" w:cs="Times New Roman"/>
-          <w:sz w:val="24"/>
-          <w:szCs w:val="24"/>
-          <w:u w:val="single"/>
+        <w:t>}</w:t>
+      </w:r>
+      <w:r>
+        <w:rPr>
+          <w:rFonts w:ascii="Times New Roman" w:hAnsi="Times New Roman" w:cs="Times New Roman"/>
+          <w:sz w:val="24"/>
+          <w:szCs w:val="24"/>
           <w:lang w:val="en-US"/>
         </w:rPr>
-        <w:t>_org</w:t>
+        <w:t xml:space="preserve"> </w:t>
+      </w:r>
+      <w:r>
+        <w:rPr>
+          <w:rFonts w:ascii="Times New Roman" w:hAnsi="Times New Roman" w:cs="Times New Roman"/>
+          <w:sz w:val="24"/>
+          <w:szCs w:val="24"/>
+        </w:rPr>
+        <w:t>Вес</w:t>
+      </w:r>
+      <w:r>
+        <w:rPr>
+          <w:rFonts w:ascii="Times New Roman" w:hAnsi="Times New Roman" w:cs="Times New Roman"/>
+          <w:sz w:val="24"/>
+          <w:szCs w:val="24"/>
+          <w:lang w:val="en-US"/>
+        </w:rPr>
+        <w:t>_</w:t>
+      </w:r>
+      <w:r>
+        <w:rPr>
+          <w:rFonts w:ascii="Times New Roman" w:hAnsi="Times New Roman" w:cs="Times New Roman"/>
+          <w:sz w:val="24"/>
+          <w:szCs w:val="24"/>
+          <w:u w:val="single"/>
+          <w:lang w:val="en-US"/>
+        </w:rPr>
+        <w:t>{</w:t>
+      </w:r>
+      <w:proofErr w:type="spellStart"/>
+      <w:r>
+        <w:rPr>
+          <w:rFonts w:ascii="Times New Roman" w:hAnsi="Times New Roman" w:cs="Times New Roman"/>
+          <w:sz w:val="24"/>
+          <w:szCs w:val="24"/>
+          <w:u w:val="single"/>
+          <w:lang w:val="en-US"/>
+        </w:rPr>
+        <w:t>total_weight</w:t>
       </w:r>
       <w:proofErr w:type="spellEnd"/>
       <w:r>
@@ -505,6 +727,7 @@
           <w:rFonts w:ascii="Times New Roman" w:hAnsi="Times New Roman" w:cs="Times New Roman"/>
           <w:sz w:val="24"/>
           <w:szCs w:val="24"/>
+          <w:u w:val="single"/>
           <w:lang w:val="en-US"/>
         </w:rPr>
         <w:t>}</w:t>
@@ -514,64 +737,121 @@
           <w:rFonts w:ascii="Times New Roman" w:hAnsi="Times New Roman" w:cs="Times New Roman"/>
           <w:sz w:val="24"/>
           <w:szCs w:val="24"/>
+          <w:lang w:val="en-US"/>
         </w:rPr>
         <w:t>_</w:t>
       </w:r>
-    </w:p>
-    <w:p>
-      <w:pPr>
-        <w:jc w:val="center"/>
-        <w:rPr>
-          <w:rFonts w:ascii="Times New Roman" w:hAnsi="Times New Roman" w:cs="Times New Roman"/>
-          <w:sz w:val="18"/>
-          <w:szCs w:val="24"/>
-        </w:rPr>
-      </w:pPr>
-      <w:r>
-        <w:rPr>
-          <w:rFonts w:ascii="Times New Roman" w:hAnsi="Times New Roman" w:cs="Times New Roman"/>
-          <w:sz w:val="18"/>
-          <w:szCs w:val="24"/>
-        </w:rPr>
-        <w:t>(Ф.И.О. и наименование организации)</w:t>
-      </w:r>
-    </w:p>
-    <w:p>
-      <w:pPr>
+      <w:r>
+        <w:rPr>
+          <w:rFonts w:ascii="Times New Roman" w:hAnsi="Times New Roman" w:cs="Times New Roman"/>
+          <w:sz w:val="24"/>
+          <w:szCs w:val="24"/>
+        </w:rPr>
+        <w:t>Куб</w:t>
+      </w:r>
+      <w:r>
         <w:rPr>
           <w:rFonts w:ascii="Times New Roman" w:hAnsi="Times New Roman" w:cs="Times New Roman"/>
           <w:sz w:val="24"/>
           <w:szCs w:val="24"/>
           <w:lang w:val="en-US"/>
         </w:rPr>
-      </w:pPr>
-      <w:r>
-        <w:rPr>
-          <w:rFonts w:ascii="Times New Roman" w:hAnsi="Times New Roman" w:cs="Times New Roman"/>
-          <w:sz w:val="24"/>
-          <w:szCs w:val="24"/>
-        </w:rPr>
-        <w:t>Место</w:t>
-      </w:r>
-      <w:r>
-        <w:rPr>
-          <w:rFonts w:ascii="Times New Roman" w:hAnsi="Times New Roman" w:cs="Times New Roman"/>
-          <w:sz w:val="24"/>
-          <w:szCs w:val="24"/>
+        <w:t>_</w:t>
+      </w:r>
+      <w:r>
+        <w:rPr>
+          <w:rFonts w:ascii="Times New Roman" w:hAnsi="Times New Roman" w:cs="Times New Roman"/>
+          <w:sz w:val="24"/>
+          <w:szCs w:val="24"/>
+          <w:u w:val="single"/>
           <w:lang w:val="en-US"/>
         </w:rPr>
-        <w:t xml:space="preserve"> </w:t>
-      </w:r>
-      <w:r>
-        <w:rPr>
-          <w:rFonts w:ascii="Times New Roman" w:hAnsi="Times New Roman" w:cs="Times New Roman"/>
-          <w:sz w:val="24"/>
-          <w:szCs w:val="24"/>
-          <w:u w:val="single"/>
+        <w:t>{total_volume_m3}</w:t>
+      </w:r>
+      <w:r>
+        <w:rPr>
+          <w:rFonts w:ascii="Times New Roman" w:hAnsi="Times New Roman" w:cs="Times New Roman"/>
+          <w:sz w:val="24"/>
+          <w:szCs w:val="24"/>
           <w:lang w:val="en-US"/>
         </w:rPr>
+        <w:t>_</w:t>
+      </w:r>
+    </w:p>
+    <w:p>
+      <w:pPr>
+        <w:rPr>
+          <w:rFonts w:ascii="Times New Roman" w:hAnsi="Times New Roman" w:cs="Times New Roman"/>
+          <w:sz w:val="24"/>
+          <w:szCs w:val="24"/>
+          <w:lang w:val="en-US"/>
+        </w:rPr>
+      </w:pPr>
+    </w:p>
+    <w:p>
+      <w:pPr>
+        <w:rPr>
+          <w:rFonts w:ascii="Times New Roman" w:hAnsi="Times New Roman" w:cs="Times New Roman"/>
+          <w:sz w:val="24"/>
+          <w:szCs w:val="24"/>
+          <w:u w:val="single"/>
+        </w:rPr>
+      </w:pPr>
+      <w:r>
+        <w:rPr>
+          <w:rFonts w:ascii="Times New Roman" w:hAnsi="Times New Roman" w:cs="Times New Roman"/>
+          <w:sz w:val="24"/>
+          <w:szCs w:val="24"/>
+        </w:rPr>
+        <w:t xml:space="preserve">Дата поступление на склад: </w:t>
+      </w:r>
+      <w:r>
+        <w:rPr>
+          <w:rFonts w:ascii="Times New Roman" w:hAnsi="Times New Roman" w:cs="Times New Roman"/>
+          <w:sz w:val="24"/>
+          <w:szCs w:val="24"/>
+          <w:u w:val="single"/>
+        </w:rPr>
         <w:t>{</w:t>
       </w:r>
+      <w:r>
+        <w:rPr>
+          <w:rFonts w:ascii="Times New Roman" w:hAnsi="Times New Roman" w:cs="Times New Roman"/>
+          <w:sz w:val="24"/>
+          <w:szCs w:val="24"/>
+          <w:u w:val="single"/>
+          <w:lang w:val="en-US"/>
+        </w:rPr>
+        <w:t>arrival</w:t>
+      </w:r>
+      <w:r>
+        <w:rPr>
+          <w:rFonts w:ascii="Times New Roman" w:hAnsi="Times New Roman" w:cs="Times New Roman"/>
+          <w:sz w:val="24"/>
+          <w:szCs w:val="24"/>
+          <w:u w:val="single"/>
+        </w:rPr>
+        <w:t>_</w:t>
+      </w:r>
+      <w:r>
+        <w:rPr>
+          <w:rFonts w:ascii="Times New Roman" w:hAnsi="Times New Roman" w:cs="Times New Roman"/>
+          <w:sz w:val="24"/>
+          <w:szCs w:val="24"/>
+          <w:u w:val="single"/>
+          <w:lang w:val="en-US"/>
+        </w:rPr>
+        <w:t>date</w:t>
+      </w:r>
+      <w:r>
+        <w:rPr>
+          <w:rFonts w:ascii="Times New Roman" w:hAnsi="Times New Roman" w:cs="Times New Roman"/>
+          <w:sz w:val="24"/>
+          <w:szCs w:val="24"/>
+          <w:u w:val="single"/>
+        </w:rPr>
+        <w:t>_</w:t>
+      </w:r>
       <w:proofErr w:type="spellStart"/>
       <w:r>
         <w:rPr>
@@ -581,7 +861,7 @@
           <w:u w:val="single"/>
           <w:lang w:val="en-US"/>
         </w:rPr>
-        <w:t>total_seats</w:t>
+        <w:t>dmy</w:t>
       </w:r>
       <w:proofErr w:type="spellEnd"/>
       <w:r>
@@ -590,9 +870,37 @@
           <w:sz w:val="24"/>
           <w:szCs w:val="24"/>
           <w:u w:val="single"/>
+        </w:rPr>
+        <w:t>}</w:t>
+      </w:r>
+    </w:p>
+    <w:p>
+      <w:pPr>
+        <w:rPr>
+          <w:rFonts w:ascii="Times New Roman" w:hAnsi="Times New Roman" w:cs="Times New Roman"/>
+          <w:sz w:val="24"/>
+          <w:szCs w:val="24"/>
+          <w:u w:val="single"/>
+        </w:rPr>
+      </w:pPr>
+    </w:p>
+    <w:p>
+      <w:pPr>
+        <w:rPr>
+          <w:rFonts w:ascii="Times New Roman" w:hAnsi="Times New Roman" w:cs="Times New Roman"/>
+          <w:sz w:val="24"/>
+          <w:szCs w:val="24"/>
           <w:lang w:val="en-US"/>
         </w:rPr>
-        <w:t>}</w:t>
+      </w:pPr>
+      <w:r>
+        <w:rPr>
+          <w:rFonts w:ascii="Times New Roman" w:hAnsi="Times New Roman" w:cs="Times New Roman"/>
+          <w:sz w:val="24"/>
+          <w:szCs w:val="24"/>
+          <w:lang w:val="kk-KZ"/>
+        </w:rPr>
+        <w:t>Общая сумма:</w:t>
       </w:r>
       <w:r>
         <w:rPr>
@@ -601,16 +909,9 @@
           <w:szCs w:val="24"/>
           <w:lang w:val="en-US"/>
         </w:rPr>
-        <w:t xml:space="preserve"> </w:t>
-      </w:r>
-      <w:r>
-        <w:rPr>
-          <w:rFonts w:ascii="Times New Roman" w:hAnsi="Times New Roman" w:cs="Times New Roman"/>
-          <w:sz w:val="24"/>
-          <w:szCs w:val="24"/>
-        </w:rPr>
-        <w:t>Вес</w:t>
-      </w:r>
+        <w:t xml:space="preserve"> {</w:t>
+      </w:r>
+      <w:proofErr w:type="spellStart"/>
       <w:r>
         <w:rPr>
           <w:rFonts w:ascii="Times New Roman" w:hAnsi="Times New Roman" w:cs="Times New Roman"/>
@@ -618,177 +919,15 @@
           <w:szCs w:val="24"/>
           <w:lang w:val="en-US"/>
         </w:rPr>
-        <w:t>_</w:t>
-      </w:r>
-      <w:r>
-        <w:rPr>
-          <w:rFonts w:ascii="Times New Roman" w:hAnsi="Times New Roman" w:cs="Times New Roman"/>
-          <w:sz w:val="24"/>
-          <w:szCs w:val="24"/>
-          <w:u w:val="single"/>
+        <w:t>total_sum</w:t>
+      </w:r>
+      <w:proofErr w:type="spellEnd"/>
+      <w:r>
+        <w:rPr>
+          <w:rFonts w:ascii="Times New Roman" w:hAnsi="Times New Roman" w:cs="Times New Roman"/>
+          <w:sz w:val="24"/>
+          <w:szCs w:val="24"/>
           <w:lang w:val="en-US"/>
-        </w:rPr>
-        <w:t>{</w:t>
-      </w:r>
-      <w:proofErr w:type="spellStart"/>
-      <w:r>
-        <w:rPr>
-          <w:rFonts w:ascii="Times New Roman" w:hAnsi="Times New Roman" w:cs="Times New Roman"/>
-          <w:sz w:val="24"/>
-          <w:szCs w:val="24"/>
-          <w:u w:val="single"/>
-          <w:lang w:val="en-US"/>
-        </w:rPr>
-        <w:t>total_weight</w:t>
-      </w:r>
-      <w:proofErr w:type="spellEnd"/>
-      <w:r>
-        <w:rPr>
-          <w:rFonts w:ascii="Times New Roman" w:hAnsi="Times New Roman" w:cs="Times New Roman"/>
-          <w:sz w:val="24"/>
-          <w:szCs w:val="24"/>
-          <w:u w:val="single"/>
-          <w:lang w:val="en-US"/>
-        </w:rPr>
-        <w:t>}</w:t>
-      </w:r>
-      <w:r>
-        <w:rPr>
-          <w:rFonts w:ascii="Times New Roman" w:hAnsi="Times New Roman" w:cs="Times New Roman"/>
-          <w:sz w:val="24"/>
-          <w:szCs w:val="24"/>
-          <w:lang w:val="en-US"/>
-        </w:rPr>
-        <w:t>_</w:t>
-      </w:r>
-      <w:r>
-        <w:rPr>
-          <w:rFonts w:ascii="Times New Roman" w:hAnsi="Times New Roman" w:cs="Times New Roman"/>
-          <w:sz w:val="24"/>
-          <w:szCs w:val="24"/>
-        </w:rPr>
-        <w:t>Куб</w:t>
-      </w:r>
-      <w:r>
-        <w:rPr>
-          <w:rFonts w:ascii="Times New Roman" w:hAnsi="Times New Roman" w:cs="Times New Roman"/>
-          <w:sz w:val="24"/>
-          <w:szCs w:val="24"/>
-          <w:lang w:val="en-US"/>
-        </w:rPr>
-        <w:t>_</w:t>
-      </w:r>
-      <w:r>
-        <w:rPr>
-          <w:rFonts w:ascii="Times New Roman" w:hAnsi="Times New Roman" w:cs="Times New Roman"/>
-          <w:sz w:val="24"/>
-          <w:szCs w:val="24"/>
-          <w:u w:val="single"/>
-          <w:lang w:val="en-US"/>
-        </w:rPr>
-        <w:t>{total_volume_m3}</w:t>
-      </w:r>
-      <w:r>
-        <w:rPr>
-          <w:rFonts w:ascii="Times New Roman" w:hAnsi="Times New Roman" w:cs="Times New Roman"/>
-          <w:sz w:val="24"/>
-          <w:szCs w:val="24"/>
-          <w:lang w:val="en-US"/>
-        </w:rPr>
-        <w:t>_</w:t>
-      </w:r>
-    </w:p>
-    <w:p>
-      <w:pPr>
-        <w:rPr>
-          <w:rFonts w:ascii="Times New Roman" w:hAnsi="Times New Roman" w:cs="Times New Roman"/>
-          <w:sz w:val="24"/>
-          <w:szCs w:val="24"/>
-          <w:lang w:val="en-US"/>
-        </w:rPr>
-      </w:pPr>
-    </w:p>
-    <w:p>
-      <w:pPr>
-        <w:rPr>
-          <w:rFonts w:ascii="Times New Roman" w:hAnsi="Times New Roman" w:cs="Times New Roman"/>
-          <w:sz w:val="24"/>
-          <w:szCs w:val="24"/>
-        </w:rPr>
-      </w:pPr>
-      <w:r>
-        <w:rPr>
-          <w:rFonts w:ascii="Times New Roman" w:hAnsi="Times New Roman" w:cs="Times New Roman"/>
-          <w:sz w:val="24"/>
-          <w:szCs w:val="24"/>
-        </w:rPr>
-        <w:t xml:space="preserve">Дата поступление на склад: </w:t>
-      </w:r>
-      <w:r>
-        <w:rPr>
-          <w:rFonts w:ascii="Times New Roman" w:hAnsi="Times New Roman" w:cs="Times New Roman"/>
-          <w:sz w:val="24"/>
-          <w:szCs w:val="24"/>
-          <w:u w:val="single"/>
-        </w:rPr>
-        <w:t>{</w:t>
-      </w:r>
-      <w:r>
-        <w:rPr>
-          <w:rFonts w:ascii="Times New Roman" w:hAnsi="Times New Roman" w:cs="Times New Roman"/>
-          <w:sz w:val="24"/>
-          <w:szCs w:val="24"/>
-          <w:u w:val="single"/>
-          <w:lang w:val="en-US"/>
-        </w:rPr>
-        <w:t>arrival</w:t>
-      </w:r>
-      <w:r>
-        <w:rPr>
-          <w:rFonts w:ascii="Times New Roman" w:hAnsi="Times New Roman" w:cs="Times New Roman"/>
-          <w:sz w:val="24"/>
-          <w:szCs w:val="24"/>
-          <w:u w:val="single"/>
-        </w:rPr>
-        <w:t>_</w:t>
-      </w:r>
-      <w:r>
-        <w:rPr>
-          <w:rFonts w:ascii="Times New Roman" w:hAnsi="Times New Roman" w:cs="Times New Roman"/>
-          <w:sz w:val="24"/>
-          <w:szCs w:val="24"/>
-          <w:u w:val="single"/>
-          <w:lang w:val="en-US"/>
-        </w:rPr>
-        <w:t>date</w:t>
-      </w:r>
-      <w:r>
-        <w:rPr>
-          <w:rFonts w:ascii="Times New Roman" w:hAnsi="Times New Roman" w:cs="Times New Roman"/>
-          <w:sz w:val="24"/>
-          <w:szCs w:val="24"/>
-          <w:u w:val="single"/>
-        </w:rPr>
-        <w:t>_</w:t>
-      </w:r>
-      <w:proofErr w:type="spellStart"/>
-      <w:r>
-        <w:rPr>
-          <w:rFonts w:ascii="Times New Roman" w:hAnsi="Times New Roman" w:cs="Times New Roman"/>
-          <w:sz w:val="24"/>
-          <w:szCs w:val="24"/>
-          <w:u w:val="single"/>
-          <w:lang w:val="en-US"/>
-        </w:rPr>
-        <w:t>dmy</w:t>
-      </w:r>
-      <w:proofErr w:type="spellEnd"/>
-      <w:r>
-        <w:rPr>
-          <w:rFonts w:ascii="Times New Roman" w:hAnsi="Times New Roman" w:cs="Times New Roman"/>
-          <w:sz w:val="24"/>
-          <w:szCs w:val="24"/>
-          <w:u w:val="single"/>
         </w:rPr>
         <w:t>}</w:t>
       </w:r>
@@ -1199,8 +1338,8 @@
                             </w:tblPr>
                             <w:tblGrid>
                               <w:gridCol w:w="3236"/>
-                              <w:gridCol w:w="1352"/>
-                              <w:gridCol w:w="1572"/>
+                              <w:gridCol w:w="1343"/>
+                              <w:gridCol w:w="1566"/>
                               <w:gridCol w:w="3326"/>
                             </w:tblGrid>
                             <w:tr>
@@ -1234,7 +1373,7 @@
                               </w:tc>
                               <w:tc>
                                 <w:tcPr>
-                                  <w:tcW w:w="1874" w:type="dxa"/>
+                                  <w:tcW w:w="1343" w:type="dxa"/>
                                 </w:tcPr>
                                 <w:p>
                                   <w:pPr>
@@ -1262,7 +1401,7 @@
                               </w:tc>
                               <w:tc>
                                 <w:tcPr>
-                                  <w:tcW w:w="1928" w:type="dxa"/>
+                                  <w:tcW w:w="1566" w:type="dxa"/>
                                 </w:tcPr>
                                 <w:p>
                                   <w:pPr>
@@ -1290,7 +1429,7 @@
                               </w:tc>
                               <w:tc>
                                 <w:tcPr>
-                                  <w:tcW w:w="2433" w:type="dxa"/>
+                                  <w:tcW w:w="3326" w:type="dxa"/>
                                 </w:tcPr>
                                 <w:p>
                                   <w:pPr>
@@ -1344,7 +1483,7 @@
                               </w:tc>
                               <w:tc>
                                 <w:tcPr>
-                                  <w:tcW w:w="1874" w:type="dxa"/>
+                                  <w:tcW w:w="1343" w:type="dxa"/>
                                 </w:tcPr>
                                 <w:p>
                                   <w:pPr>
@@ -1368,7 +1507,7 @@
                               </w:tc>
                               <w:tc>
                                 <w:tcPr>
-                                  <w:tcW w:w="1928" w:type="dxa"/>
+                                  <w:tcW w:w="1566" w:type="dxa"/>
                                 </w:tcPr>
                                 <w:p>
                                   <w:pPr>
@@ -1401,7 +1540,7 @@
                               </w:tc>
                               <w:tc>
                                 <w:tcPr>
-                                  <w:tcW w:w="2433" w:type="dxa"/>
+                                  <w:tcW w:w="3326" w:type="dxa"/>
                                 </w:tcPr>
                                 <w:p>
                                   <w:pPr>
@@ -1519,8 +1658,8 @@
                       </w:tblPr>
                       <w:tblGrid>
                         <w:gridCol w:w="3236"/>
-                        <w:gridCol w:w="1352"/>
-                        <w:gridCol w:w="1572"/>
+                        <w:gridCol w:w="1343"/>
+                        <w:gridCol w:w="1566"/>
                         <w:gridCol w:w="3326"/>
                       </w:tblGrid>
                       <w:tr>
@@ -1554,7 +1693,7 @@
                         </w:tc>
                         <w:tc>
                           <w:tcPr>
-                            <w:tcW w:w="1874" w:type="dxa"/>
+                            <w:tcW w:w="1343" w:type="dxa"/>
                           </w:tcPr>
                           <w:p>
                             <w:pPr>
@@ -1582,7 +1721,7 @@
                         </w:tc>
                         <w:tc>
                           <w:tcPr>
-                            <w:tcW w:w="1928" w:type="dxa"/>
+                            <w:tcW w:w="1566" w:type="dxa"/>
                           </w:tcPr>
                           <w:p>
                             <w:pPr>
@@ -1610,7 +1749,7 @@
                         </w:tc>
                         <w:tc>
                           <w:tcPr>
-                            <w:tcW w:w="2433" w:type="dxa"/>
+                            <w:tcW w:w="3326" w:type="dxa"/>
                           </w:tcPr>
                           <w:p>
                             <w:pPr>
@@ -1664,7 +1803,7 @@
                         </w:tc>
                         <w:tc>
                           <w:tcPr>
-                            <w:tcW w:w="1874" w:type="dxa"/>
+                            <w:tcW w:w="1343" w:type="dxa"/>
                           </w:tcPr>
                           <w:p>
                             <w:pPr>
@@ -1688,7 +1827,7 @@
                         </w:tc>
                         <w:tc>
                           <w:tcPr>
-                            <w:tcW w:w="1928" w:type="dxa"/>
+                            <w:tcW w:w="1566" w:type="dxa"/>
                           </w:tcPr>
                           <w:p>
                             <w:pPr>
@@ -1721,7 +1860,7 @@
                         </w:tc>
                         <w:tc>
                           <w:tcPr>
-                            <w:tcW w:w="2433" w:type="dxa"/>
+                            <w:tcW w:w="3326" w:type="dxa"/>
                           </w:tcPr>
                           <w:p>
                             <w:pPr>
@@ -1953,109 +2092,139 @@
           <w:rFonts w:ascii="Times New Roman" w:hAnsi="Times New Roman" w:cs="Times New Roman"/>
           <w:sz w:val="24"/>
           <w:szCs w:val="24"/>
+        </w:rPr>
+      </w:pPr>
+      <w:r>
+        <w:rPr>
+          <w:rFonts w:ascii="Times New Roman" w:hAnsi="Times New Roman" w:cs="Times New Roman"/>
+          <w:sz w:val="24"/>
+          <w:szCs w:val="24"/>
+        </w:rPr>
+        <w:t>Дата</w:t>
+      </w:r>
+      <w:r>
+        <w:rPr>
+          <w:rFonts w:ascii="Times New Roman" w:hAnsi="Times New Roman" w:cs="Times New Roman"/>
+          <w:sz w:val="24"/>
+          <w:szCs w:val="24"/>
+        </w:rPr>
+        <w:t xml:space="preserve"> </w:t>
+      </w:r>
+      <w:r>
+        <w:rPr>
+          <w:rFonts w:ascii="Times New Roman" w:hAnsi="Times New Roman" w:cs="Times New Roman"/>
+          <w:sz w:val="24"/>
+          <w:szCs w:val="24"/>
+        </w:rPr>
+        <w:t>выдач</w:t>
+      </w:r>
+      <w:r>
+        <w:rPr>
+          <w:rFonts w:ascii="Times New Roman" w:hAnsi="Times New Roman" w:cs="Times New Roman"/>
+          <w:sz w:val="24"/>
+          <w:szCs w:val="24"/>
+        </w:rPr>
+        <w:t>и</w:t>
+      </w:r>
+      <w:r>
+        <w:rPr>
+          <w:rFonts w:ascii="Times New Roman" w:hAnsi="Times New Roman" w:cs="Times New Roman"/>
+          <w:sz w:val="24"/>
+          <w:szCs w:val="24"/>
+        </w:rPr>
+        <w:t xml:space="preserve">  </w:t>
+      </w:r>
+      <w:r>
+        <w:rPr>
+          <w:rFonts w:ascii="Times New Roman" w:hAnsi="Times New Roman" w:cs="Times New Roman"/>
+          <w:sz w:val="24"/>
+          <w:szCs w:val="24"/>
+        </w:rPr>
+        <w:t>_</w:t>
+      </w:r>
+      <w:r>
+        <w:rPr>
+          <w:rFonts w:ascii="Times New Roman" w:hAnsi="Times New Roman" w:cs="Times New Roman"/>
+          <w:sz w:val="24"/>
+          <w:szCs w:val="24"/>
+          <w:u w:val="single"/>
+        </w:rPr>
+        <w:t>{</w:t>
+      </w:r>
+      <w:r>
+        <w:rPr>
+          <w:rFonts w:ascii="Times New Roman" w:hAnsi="Times New Roman" w:cs="Times New Roman"/>
+          <w:sz w:val="24"/>
+          <w:szCs w:val="24"/>
+          <w:u w:val="single"/>
           <w:lang w:val="en-US"/>
         </w:rPr>
-      </w:pPr>
-      <w:r>
-        <w:rPr>
-          <w:rFonts w:ascii="Times New Roman" w:hAnsi="Times New Roman" w:cs="Times New Roman"/>
-          <w:sz w:val="24"/>
-          <w:szCs w:val="24"/>
-        </w:rPr>
-        <w:t>Дата</w:t>
-      </w:r>
-      <w:r>
-        <w:rPr>
-          <w:rFonts w:ascii="Times New Roman" w:hAnsi="Times New Roman" w:cs="Times New Roman"/>
-          <w:sz w:val="24"/>
-          <w:szCs w:val="24"/>
+        <w:t>export</w:t>
+      </w:r>
+      <w:r>
+        <w:rPr>
+          <w:rFonts w:ascii="Times New Roman" w:hAnsi="Times New Roman" w:cs="Times New Roman"/>
+          <w:sz w:val="24"/>
+          <w:szCs w:val="24"/>
+          <w:u w:val="single"/>
+        </w:rPr>
+        <w:t>_</w:t>
+      </w:r>
+      <w:r>
+        <w:rPr>
+          <w:rFonts w:ascii="Times New Roman" w:hAnsi="Times New Roman" w:cs="Times New Roman"/>
+          <w:sz w:val="24"/>
+          <w:szCs w:val="24"/>
+          <w:u w:val="single"/>
           <w:lang w:val="en-US"/>
         </w:rPr>
-        <w:t xml:space="preserve"> </w:t>
-      </w:r>
-      <w:r>
-        <w:rPr>
-          <w:rFonts w:ascii="Times New Roman" w:hAnsi="Times New Roman" w:cs="Times New Roman"/>
-          <w:sz w:val="24"/>
-          <w:szCs w:val="24"/>
-        </w:rPr>
-        <w:t>выдач</w:t>
-      </w:r>
-      <w:r>
-        <w:rPr>
-          <w:rFonts w:ascii="Times New Roman" w:hAnsi="Times New Roman" w:cs="Times New Roman"/>
-          <w:sz w:val="24"/>
-          <w:szCs w:val="24"/>
-        </w:rPr>
-        <w:t>и</w:t>
-      </w:r>
-      <w:r>
-        <w:rPr>
-          <w:rFonts w:ascii="Times New Roman" w:hAnsi="Times New Roman" w:cs="Times New Roman"/>
-          <w:sz w:val="24"/>
-          <w:szCs w:val="24"/>
+        <w:t>date</w:t>
+      </w:r>
+      <w:r>
+        <w:rPr>
+          <w:rFonts w:ascii="Times New Roman" w:hAnsi="Times New Roman" w:cs="Times New Roman"/>
+          <w:sz w:val="24"/>
+          <w:szCs w:val="24"/>
+          <w:u w:val="single"/>
+        </w:rPr>
+        <w:t>_</w:t>
+      </w:r>
+      <w:proofErr w:type="spellStart"/>
+      <w:r>
+        <w:rPr>
+          <w:rFonts w:ascii="Times New Roman" w:hAnsi="Times New Roman" w:cs="Times New Roman"/>
+          <w:sz w:val="24"/>
+          <w:szCs w:val="24"/>
+          <w:u w:val="single"/>
           <w:lang w:val="en-US"/>
         </w:rPr>
-        <w:t xml:space="preserve">  </w:t>
-      </w:r>
-      <w:r>
-        <w:rPr>
-          <w:rFonts w:ascii="Times New Roman" w:hAnsi="Times New Roman" w:cs="Times New Roman"/>
-          <w:sz w:val="24"/>
-          <w:szCs w:val="24"/>
-          <w:lang w:val="en-US"/>
+        <w:t>dmy</w:t>
+      </w:r>
+      <w:proofErr w:type="spellEnd"/>
+      <w:r>
+        <w:rPr>
+          <w:rFonts w:ascii="Times New Roman" w:hAnsi="Times New Roman" w:cs="Times New Roman"/>
+          <w:sz w:val="24"/>
+          <w:szCs w:val="24"/>
+          <w:u w:val="single"/>
+        </w:rPr>
+        <w:t>}</w:t>
+      </w:r>
+      <w:r>
+        <w:rPr>
+          <w:rFonts w:ascii="Times New Roman" w:hAnsi="Times New Roman" w:cs="Times New Roman"/>
+          <w:sz w:val="24"/>
+          <w:szCs w:val="24"/>
         </w:rPr>
         <w:t>_</w:t>
       </w:r>
-      <w:r>
-        <w:rPr>
-          <w:rFonts w:ascii="Times New Roman" w:hAnsi="Times New Roman" w:cs="Times New Roman"/>
-          <w:sz w:val="24"/>
-          <w:szCs w:val="24"/>
-          <w:u w:val="single"/>
-          <w:lang w:val="en-US"/>
-        </w:rPr>
-        <w:t>{</w:t>
-      </w:r>
-      <w:proofErr w:type="spellStart"/>
-      <w:r>
-        <w:rPr>
-          <w:rFonts w:ascii="Times New Roman" w:hAnsi="Times New Roman" w:cs="Times New Roman"/>
-          <w:sz w:val="24"/>
-          <w:szCs w:val="24"/>
-          <w:u w:val="single"/>
-          <w:lang w:val="en-US"/>
-        </w:rPr>
-        <w:t>export_date_dmy</w:t>
-      </w:r>
-      <w:proofErr w:type="spellEnd"/>
-      <w:r>
-        <w:rPr>
-          <w:rFonts w:ascii="Times New Roman" w:hAnsi="Times New Roman" w:cs="Times New Roman"/>
-          <w:sz w:val="24"/>
-          <w:szCs w:val="24"/>
-          <w:u w:val="single"/>
-          <w:lang w:val="en-US"/>
-        </w:rPr>
-        <w:t>}</w:t>
-      </w:r>
-      <w:r>
-        <w:rPr>
-          <w:rFonts w:ascii="Times New Roman" w:hAnsi="Times New Roman" w:cs="Times New Roman"/>
-          <w:sz w:val="24"/>
-          <w:szCs w:val="24"/>
-          <w:lang w:val="en-US"/>
-        </w:rPr>
-        <w:t>_</w:t>
-      </w:r>
-    </w:p>
-    <w:p>
-      <w:pPr>
-        <w:rPr>
-          <w:rFonts w:ascii="Times New Roman" w:hAnsi="Times New Roman" w:cs="Times New Roman"/>
-          <w:sz w:val="24"/>
-          <w:szCs w:val="24"/>
-          <w:lang w:val="en-US"/>
+    </w:p>
+    <w:p>
+      <w:pPr>
+        <w:rPr>
+          <w:rFonts w:ascii="Times New Roman" w:hAnsi="Times New Roman" w:cs="Times New Roman"/>
+          <w:sz w:val="24"/>
+          <w:szCs w:val="24"/>
         </w:rPr>
       </w:pPr>
     </w:p>
@@ -3188,6 +3357,7 @@
     <w:lsdException w:name="HTML Sample" w:semiHidden="1" w:unhideWhenUsed="1"/>
     <w:lsdException w:name="HTML Typewriter" w:semiHidden="1" w:unhideWhenUsed="1"/>
     <w:lsdException w:name="HTML Variable" w:semiHidden="1" w:unhideWhenUsed="1"/>
+    <w:lsdException w:name="Normal Table" w:semiHidden="1" w:unhideWhenUsed="1"/>
     <w:lsdException w:name="annotation subject" w:semiHidden="1" w:unhideWhenUsed="1"/>
     <w:lsdException w:name="No List" w:semiHidden="1" w:unhideWhenUsed="1"/>
     <w:lsdException w:name="Outline List 1" w:semiHidden="1" w:unhideWhenUsed="1"/>
@@ -3234,8 +3404,10 @@
     <w:lsdException w:name="Table Subtle 2" w:semiHidden="1" w:unhideWhenUsed="1"/>
     <w:lsdException w:name="Table Web 1" w:semiHidden="1" w:unhideWhenUsed="1"/>
     <w:lsdException w:name="Table Web 2" w:semiHidden="1" w:unhideWhenUsed="1"/>
+    <w:lsdException w:name="Table Web 3" w:semiHidden="1" w:unhideWhenUsed="1"/>
     <w:lsdException w:name="Balloon Text" w:semiHidden="1" w:unhideWhenUsed="1"/>
     <w:lsdException w:name="Table Grid" w:uiPriority="39"/>
+    <w:lsdException w:name="Table Theme" w:semiHidden="1" w:unhideWhenUsed="1"/>
     <w:lsdException w:name="Placeholder Text" w:semiHidden="1"/>
     <w:lsdException w:name="No Spacing" w:uiPriority="1" w:qFormat="1"/>
     <w:lsdException w:name="Light Shading" w:uiPriority="60"/>
@@ -3486,6 +3658,7 @@
   <w:style w:type="character" w:default="1" w:styleId="a0">
     <w:name w:val="Default Paragraph Font"/>
     <w:uiPriority w:val="1"/>
+    <w:semiHidden/>
     <w:unhideWhenUsed/>
   </w:style>
   <w:style w:type="table" w:default="1" w:styleId="a1">

--- a/public/templates/template_warehouse.docx
+++ b/public/templates/template_warehouse.docx
@@ -970,7 +970,7 @@
           <w:rFonts w:ascii="Times New Roman" w:hAnsi="Times New Roman" w:cs="Times New Roman"/>
           <w:sz w:val="24"/>
         </w:rPr>
-        <w:t>и (ВТВ)</w:t>
+        <w:t>и</w:t>
       </w:r>
       <w:r>
         <w:rPr>
@@ -1601,6 +1601,120 @@
                                 </w:p>
                               </w:tc>
                             </w:tr>
+                            <w:tr>
+                              <w:tc>
+                                <w:tcPr>
+                                  <w:tcW w:w="3236" w:type="dxa"/>
+                                </w:tcPr>
+                                <w:p>
+                                  <w:pPr>
+                                    <w:rPr>
+                                      <w:rFonts w:ascii="Times New Roman" w:hAnsi="Times New Roman" w:cs="Times New Roman"/>
+                                      <w:b/>
+                                      <w:bCs/>
+                                      <w:sz w:val="24"/>
+                                      <w:szCs w:val="24"/>
+                                      <w:lang w:val="kk-KZ"/>
+                                    </w:rPr>
+                                  </w:pPr>
+                                  <w:r>
+                                    <w:rPr>
+                                      <w:rFonts w:ascii="Times New Roman" w:hAnsi="Times New Roman" w:cs="Times New Roman"/>
+                                      <w:b/>
+                                      <w:bCs/>
+                                      <w:sz w:val="24"/>
+                                      <w:szCs w:val="24"/>
+                                      <w:lang w:val="kk-KZ"/>
+                                    </w:rPr>
+                                    <w:t>Итого:</w:t>
+                                  </w:r>
+                                </w:p>
+                              </w:tc>
+                              <w:tc>
+                                <w:tcPr>
+                                  <w:tcW w:w="1343" w:type="dxa"/>
+                                </w:tcPr>
+                                <w:p>
+                                  <w:pPr>
+                                    <w:rPr>
+                                      <w:rFonts w:ascii="Times New Roman" w:hAnsi="Times New Roman" w:cs="Times New Roman"/>
+                                      <w:b/>
+                                      <w:bCs/>
+                                      <w:sz w:val="24"/>
+                                      <w:szCs w:val="24"/>
+                                      <w:lang w:val="kk-KZ"/>
+                                    </w:rPr>
+                                  </w:pPr>
+                                  <w:r>
+                                    <w:rPr>
+                                      <w:rFonts w:ascii="Times New Roman" w:hAnsi="Times New Roman" w:cs="Times New Roman"/>
+                                      <w:b/>
+                                      <w:bCs/>
+                                      <w:sz w:val="24"/>
+                                      <w:szCs w:val="24"/>
+                                      <w:lang w:val="kk-KZ"/>
+                                    </w:rPr>
+                                    <w:t/>
+                                  </w:r>
+                                </w:p>
+                              </w:tc>
+                              <w:tc>
+                                <w:tcPr>
+                                  <w:tcW w:w="1566" w:type="dxa"/>
+                                </w:tcPr>
+                                <w:p>
+                                  <w:pPr>
+                                    <w:rPr>
+                                      <w:rFonts w:ascii="Times New Roman" w:hAnsi="Times New Roman" w:cs="Times New Roman"/>
+                                      <w:b/>
+                                      <w:bCs/>
+                                      <w:sz w:val="24"/>
+                                      <w:szCs w:val="24"/>
+                                      <w:lang w:val="kk-KZ"/>
+                                    </w:rPr>
+                                  </w:pPr>
+                                  <w:r>
+                                    <w:rPr>
+                                      <w:rFonts w:ascii="Times New Roman" w:hAnsi="Times New Roman" w:cs="Times New Roman"/>
+                                      <w:b/>
+                                      <w:bCs/>
+                                      <w:sz w:val="24"/>
+                                      <w:szCs w:val="24"/>
+                                      <w:lang w:val="kk-KZ"/>
+                                    </w:rPr>
+                                    <w:t/>
+                                  </w:r>
+                                </w:p>
+                              </w:tc>
+                              <w:tc>
+                                <w:tcPr>
+                                  <w:tcW w:w="3326" w:type="dxa"/>
+                                </w:tcPr>
+                                <w:p>
+                                  <w:pPr>
+                                    <w:rPr>
+                                      <w:rFonts w:ascii="Times New Roman" w:hAnsi="Times New Roman" w:cs="Times New Roman"/>
+                                      <w:b/>
+                                      <w:bCs/>
+                                      <w:sz w:val="24"/>
+                                      <w:szCs w:val="24"/>
+                                      <w:lang w:val="kk-KZ"/>
+                                    </w:rPr>
+                                  </w:pPr>
+                                  <w:r>
+                                    <w:rPr>
+                                      <w:rFonts w:ascii="Times New Roman" w:hAnsi="Times New Roman" w:cs="Times New Roman"/>
+                                      <w:b/>
+                                      <w:bCs/>
+                                      <w:sz w:val="24"/>
+                                      <w:szCs w:val="24"/>
+                                      <w:lang w:val="kk-KZ"/>
+                                    </w:rPr>
+                                    <w:t>{total_sum}тг.</w:t>
+                                  </w:r>
+                                </w:p>
+                              </w:tc>
+                            </w:tr>
                           </w:tbl>
                           <w:p>
                             <w:pPr>
@@ -1917,6 +2031,120 @@
                                 <w:lang w:val="en-US"/>
                               </w:rPr>
                               <w:t>}</w:t>
+                            </w:r>
+                          </w:p>
+                        </w:tc>
+                      </w:tr>
+                      <w:tr>
+                        <w:tc>
+                          <w:tcPr>
+                            <w:tcW w:w="3236" w:type="dxa"/>
+                          </w:tcPr>
+                          <w:p>
+                            <w:pPr>
+                              <w:rPr>
+                                <w:rFonts w:ascii="Times New Roman" w:hAnsi="Times New Roman" w:cs="Times New Roman"/>
+                                <w:b/>
+                                <w:bCs/>
+                                <w:sz w:val="24"/>
+                                <w:szCs w:val="24"/>
+                                <w:lang w:val="kk-KZ"/>
+                              </w:rPr>
+                            </w:pPr>
+                            <w:r>
+                              <w:rPr>
+                                <w:rFonts w:ascii="Times New Roman" w:hAnsi="Times New Roman" w:cs="Times New Roman"/>
+                                <w:b/>
+                                <w:bCs/>
+                                <w:sz w:val="24"/>
+                                <w:szCs w:val="24"/>
+                                <w:lang w:val="kk-KZ"/>
+                              </w:rPr>
+                              <w:t>Итого:</w:t>
+                            </w:r>
+                          </w:p>
+                        </w:tc>
+                        <w:tc>
+                          <w:tcPr>
+                            <w:tcW w:w="1343" w:type="dxa"/>
+                          </w:tcPr>
+                          <w:p>
+                            <w:pPr>
+                              <w:rPr>
+                                <w:rFonts w:ascii="Times New Roman" w:hAnsi="Times New Roman" w:cs="Times New Roman"/>
+                                <w:b/>
+                                <w:bCs/>
+                                <w:sz w:val="24"/>
+                                <w:szCs w:val="24"/>
+                                <w:lang w:val="kk-KZ"/>
+                              </w:rPr>
+                            </w:pPr>
+                            <w:r>
+                              <w:rPr>
+                                <w:rFonts w:ascii="Times New Roman" w:hAnsi="Times New Roman" w:cs="Times New Roman"/>
+                                <w:b/>
+                                <w:bCs/>
+                                <w:sz w:val="24"/>
+                                <w:szCs w:val="24"/>
+                                <w:lang w:val="kk-KZ"/>
+                              </w:rPr>
+                              <w:t/>
+                            </w:r>
+                          </w:p>
+                        </w:tc>
+                        <w:tc>
+                          <w:tcPr>
+                            <w:tcW w:w="1566" w:type="dxa"/>
+                          </w:tcPr>
+                          <w:p>
+                            <w:pPr>
+                              <w:rPr>
+                                <w:rFonts w:ascii="Times New Roman" w:hAnsi="Times New Roman" w:cs="Times New Roman"/>
+                                <w:b/>
+                                <w:bCs/>
+                                <w:sz w:val="24"/>
+                                <w:szCs w:val="24"/>
+                                <w:lang w:val="kk-KZ"/>
+                              </w:rPr>
+                            </w:pPr>
+                            <w:r>
+                              <w:rPr>
+                                <w:rFonts w:ascii="Times New Roman" w:hAnsi="Times New Roman" w:cs="Times New Roman"/>
+                                <w:b/>
+                                <w:bCs/>
+                                <w:sz w:val="24"/>
+                                <w:szCs w:val="24"/>
+                                <w:lang w:val="kk-KZ"/>
+                              </w:rPr>
+                              <w:t/>
+                            </w:r>
+                          </w:p>
+                        </w:tc>
+                        <w:tc>
+                          <w:tcPr>
+                            <w:tcW w:w="3326" w:type="dxa"/>
+                          </w:tcPr>
+                          <w:p>
+                            <w:pPr>
+                              <w:rPr>
+                                <w:rFonts w:ascii="Times New Roman" w:hAnsi="Times New Roman" w:cs="Times New Roman"/>
+                                <w:b/>
+                                <w:bCs/>
+                                <w:sz w:val="24"/>
+                                <w:szCs w:val="24"/>
+                                <w:lang w:val="kk-KZ"/>
+                              </w:rPr>
+                            </w:pPr>
+                            <w:r>
+                              <w:rPr>
+                                <w:rFonts w:ascii="Times New Roman" w:hAnsi="Times New Roman" w:cs="Times New Roman"/>
+                                <w:b/>
+                                <w:bCs/>
+                                <w:sz w:val="24"/>
+                                <w:szCs w:val="24"/>
+                                <w:lang w:val="kk-KZ"/>
+                              </w:rPr>
+                              <w:t>{total_sum}тг.</w:t>
                             </w:r>
                           </w:p>
                         </w:tc>
